--- a/hr-forms/Verbal Reference Check Form - One Page.docx
+++ b/hr-forms/Verbal Reference Check Form - One Page.docx
@@ -39,44 +39,20 @@
         <w:pStyle w:val="Subtitle"/>
       </w:pPr>
       <w:r>
-        <w:t xml:space="preserve">Wycombe</w:t>
-      </w:r>
-      <w:r>
-        <w:t xml:space="preserve"> </w:t>
-      </w:r>
-      <w:r>
-        <w:t xml:space="preserve">Abbey</w:t>
-      </w:r>
-      <w:r>
-        <w:t xml:space="preserve"> </w:t>
-      </w:r>
-      <w:r>
-        <w:t xml:space="preserve">School</w:t>
-      </w:r>
-      <w:r>
-        <w:t xml:space="preserve"> </w:t>
-      </w:r>
-      <w:r>
-        <w:t xml:space="preserve">Changzhou.</w:t>
-      </w:r>
-      <w:r>
-        <w:t xml:space="preserve"> </w:t>
-      </w:r>
-      <w:r>
-        <w:t xml:space="preserve">Safer</w:t>
-      </w:r>
-      <w:r>
-        <w:t xml:space="preserve"> </w:t>
-      </w:r>
-      <w:r>
-        <w:t xml:space="preserve">recruitment.</w:t>
-      </w:r>
-      <w:r>
-        <w:t xml:space="preserve"> </w:t>
-      </w:r>
-      <w:r>
-        <w:t xml:space="preserve">Confidential.</w:t>
-      </w:r>
+        <w:t>HIKSVS. Safer recruitment. Confidential.</w:t>
+      </w:r>
+      <w:r/>
+      <w:r/>
+      <w:r/>
+      <w:r/>
+      <w:r/>
+      <w:r/>
+      <w:r/>
+      <w:r/>
+      <w:r/>
+      <w:r/>
+      <w:r/>
+      <w:r/>
     </w:p>
     <w:p>
       <w:pPr>
